--- a/งานปลื้ม/7.บทที่ 1 บทนำ.docx
+++ b/งานปลื้ม/7.บทที่ 1 บทนำ.docx
@@ -344,7 +344,20 @@
     </w:p>
     <w:p>
       <w:pPr>
-        <w:pStyle w:val="2"/>
+        <w:pStyle w:val="Heading2"/>
+        <w:spacing w:after="0" w:afterAutospacing="0"/>
+        <w:rPr>
+          <w:rFonts w:ascii="TH SarabunPSK" w:hAnsi="TH SarabunPSK"/>
+          <w:bCs/>
+          <w:sz w:val="32"/>
+        </w:rPr>
+      </w:pPr>
+      <w:bookmarkStart w:id="0" w:name="_Toc64838134"/>
+      <w:bookmarkStart w:id="1" w:name="_Toc64894255"/>
+    </w:p>
+    <w:p>
+      <w:pPr>
+        <w:pStyle w:val="Heading2"/>
         <w:spacing w:after="0" w:afterAutospacing="0"/>
         <w:rPr>
           <w:rFonts w:ascii="TH SarabunPSK" w:hAnsi="TH SarabunPSK"/>
@@ -353,8 +366,6 @@
           <w:sz w:val="32"/>
         </w:rPr>
       </w:pPr>
-      <w:bookmarkStart w:id="0" w:name="_Toc64838134"/>
-      <w:bookmarkStart w:id="1" w:name="_Toc64894255"/>
       <w:r>
         <w:rPr>
           <w:rFonts w:ascii="TH SarabunPSK" w:hAnsi="TH SarabunPSK" w:hint="cs"/>
@@ -366,7 +377,7 @@
       </w:r>
       <w:r>
         <w:rPr>
-          <w:rStyle w:val="20"/>
+          <w:rStyle w:val="Heading2Char"/>
           <w:rFonts w:ascii="TH SarabunPSK" w:hAnsi="TH SarabunPSK" w:hint="cs"/>
           <w:bCs/>
           <w:sz w:val="32"/>
@@ -375,7 +386,7 @@
       </w:r>
       <w:r>
         <w:rPr>
-          <w:rStyle w:val="20"/>
+          <w:rStyle w:val="Heading2Char"/>
           <w:rFonts w:ascii="TH SarabunPSK" w:hAnsi="TH SarabunPSK" w:hint="cs"/>
           <w:bCs/>
           <w:sz w:val="32"/>
@@ -514,7 +525,7 @@
       </w:r>
       <w:r>
         <w:rPr>
-          <w:rStyle w:val="20"/>
+          <w:rStyle w:val="Heading2Char"/>
           <w:rFonts w:ascii="TH SarabunPSK" w:eastAsiaTheme="minorHAnsi" w:hAnsi="TH SarabunPSK" w:hint="cs"/>
           <w:bCs/>
           <w:sz w:val="32"/>
@@ -1490,7 +1501,7 @@
     </w:p>
     <w:p>
       <w:pPr>
-        <w:pStyle w:val="2"/>
+        <w:pStyle w:val="Heading2"/>
         <w:spacing w:after="0" w:afterAutospacing="0"/>
         <w:rPr>
           <w:rFonts w:ascii="TH SarabunPSK" w:hAnsi="TH SarabunPSK"/>
@@ -1507,12 +1518,11 @@
           <w:bCs/>
           <w:sz w:val="32"/>
         </w:rPr>
-        <w:lastRenderedPageBreak/>
         <w:t xml:space="preserve">1.4 </w:t>
       </w:r>
       <w:r>
         <w:rPr>
-          <w:rStyle w:val="20"/>
+          <w:rStyle w:val="Heading2Char"/>
           <w:rFonts w:ascii="TH SarabunPSK" w:hAnsi="TH SarabunPSK" w:hint="cs"/>
           <w:bCs/>
           <w:sz w:val="32"/>
@@ -1717,7 +1727,7 @@
     </w:p>
     <w:tbl>
       <w:tblPr>
-        <w:tblStyle w:val="a8"/>
+        <w:tblStyle w:val="TableGrid"/>
         <w:tblW w:w="4939" w:type="pct"/>
         <w:tblLook w:val="04A0" w:firstRow="1" w:lastRow="0" w:firstColumn="1" w:lastColumn="0" w:noHBand="0" w:noVBand="1"/>
       </w:tblPr>
@@ -3613,7 +3623,31 @@
     </w:p>
     <w:p>
       <w:pPr>
-        <w:pStyle w:val="2"/>
+        <w:pStyle w:val="Heading2"/>
+        <w:spacing w:after="0" w:afterAutospacing="0"/>
+        <w:rPr>
+          <w:rFonts w:ascii="TH SarabunPSK" w:hAnsi="TH SarabunPSK"/>
+          <w:bCs/>
+          <w:sz w:val="32"/>
+        </w:rPr>
+      </w:pPr>
+      <w:bookmarkStart w:id="6" w:name="_Toc64838137"/>
+      <w:bookmarkStart w:id="7" w:name="_Toc64894258"/>
+    </w:p>
+    <w:p>
+      <w:pPr>
+        <w:pStyle w:val="Heading2"/>
+        <w:spacing w:after="0" w:afterAutospacing="0"/>
+        <w:rPr>
+          <w:rFonts w:ascii="TH SarabunPSK" w:hAnsi="TH SarabunPSK"/>
+          <w:bCs/>
+          <w:sz w:val="32"/>
+        </w:rPr>
+      </w:pPr>
+    </w:p>
+    <w:p>
+      <w:pPr>
+        <w:pStyle w:val="Heading2"/>
         <w:spacing w:after="0" w:afterAutospacing="0"/>
         <w:rPr>
           <w:rFonts w:ascii="TH SarabunPSK" w:hAnsi="TH SarabunPSK"/>
@@ -3622,19 +3656,18 @@
           <w:sz w:val="32"/>
         </w:rPr>
       </w:pPr>
-      <w:bookmarkStart w:id="6" w:name="_Toc64838137"/>
-      <w:bookmarkStart w:id="7" w:name="_Toc64894258"/>
       <w:r>
         <w:rPr>
           <w:rFonts w:ascii="TH SarabunPSK" w:hAnsi="TH SarabunPSK" w:hint="cs"/>
           <w:bCs/>
           <w:sz w:val="32"/>
         </w:rPr>
+        <w:lastRenderedPageBreak/>
         <w:t xml:space="preserve">1.5 </w:t>
       </w:r>
       <w:r>
         <w:rPr>
-          <w:rStyle w:val="20"/>
+          <w:rStyle w:val="Heading2Char"/>
           <w:rFonts w:ascii="TH SarabunPSK" w:hAnsi="TH SarabunPSK" w:hint="cs"/>
           <w:bCs/>
           <w:sz w:val="32"/>
@@ -3803,30 +3836,30 @@
 <w:ftr xmlns:wpc="http://schemas.microsoft.com/office/word/2010/wordprocessingCanvas" xmlns:cx="http://schemas.microsoft.com/office/drawing/2014/chartex" xmlns:cx1="http://schemas.microsoft.com/office/drawing/2015/9/8/chartex" xmlns:cx2="http://schemas.microsoft.com/office/drawing/2015/10/21/chartex" xmlns:cx3="http://schemas.microsoft.com/office/drawing/2016/5/9/chartex" xmlns:cx4="http://schemas.microsoft.com/office/drawing/2016/5/10/chartex" xmlns:cx5="http://schemas.microsoft.com/office/drawing/2016/5/11/chartex" xmlns:cx6="http://schemas.microsoft.com/office/drawing/2016/5/12/chartex" xmlns:cx7="http://schemas.microsoft.com/office/drawing/2016/5/13/chartex" xmlns:cx8="http://schemas.microsoft.com/office/drawing/2016/5/14/chartex" xmlns:mc="http://schemas.openxmlformats.org/markup-compatibility/2006" xmlns:aink="http://schemas.microsoft.com/office/drawing/2016/ink" xmlns:am3d="http://schemas.microsoft.com/office/drawing/2017/model3d" xmlns:o="urn:schemas-microsoft-com:office:office" xmlns:oel="http://schemas.microsoft.com/office/2019/extlst" xmlns:r="http://schemas.openxmlformats.org/officeDocument/2006/relationships" xmlns:m="http://schemas.openxmlformats.org/officeDocument/2006/math" xmlns:v="urn:schemas-microsoft-com:vml" xmlns:wp14="http://schemas.microsoft.com/office/word/2010/wordprocessingDrawing" xmlns:wp="http://schemas.openxmlformats.org/drawingml/2006/wordprocessingDrawing" xmlns:w10="urn:schemas-microsoft-com:office:word" xmlns:w="http://schemas.openxmlformats.org/wordprocessingml/2006/main" xmlns:w14="http://schemas.microsoft.com/office/word/2010/wordml" xmlns:w15="http://schemas.microsoft.com/office/word/2012/wordml" xmlns:w16cex="http://schemas.microsoft.com/office/word/2018/wordml/cex" xmlns:w16cid="http://schemas.microsoft.com/office/word/2016/wordml/cid" xmlns:w16="http://schemas.microsoft.com/office/word/2018/wordml" xmlns:w16sdtdh="http://schemas.microsoft.com/office/word/2020/wordml/sdtdatahash" xmlns:w16se="http://schemas.microsoft.com/office/word/2015/wordml/symex" xmlns:wpg="http://schemas.microsoft.com/office/word/2010/wordprocessingGroup" xmlns:wpi="http://schemas.microsoft.com/office/word/2010/wordprocessingInk" xmlns:wne="http://schemas.microsoft.com/office/word/2006/wordml" xmlns:wps="http://schemas.microsoft.com/office/word/2010/wordprocessingShape" mc:Ignorable="w14 w15 w16se w16cid w16 w16cex w16sdtdh wp14">
   <w:p>
     <w:pPr>
-      <w:pStyle w:val="a6"/>
+      <w:pStyle w:val="Footer"/>
       <w:framePr w:wrap="around" w:vAnchor="text" w:hAnchor="margin" w:xAlign="right" w:y="1"/>
       <w:rPr>
-        <w:rStyle w:val="a5"/>
+        <w:rStyle w:val="PageNumber"/>
         <w:rFonts w:cs="Cordia New"/>
       </w:rPr>
     </w:pPr>
     <w:r>
       <w:rPr>
-        <w:rStyle w:val="a5"/>
+        <w:rStyle w:val="PageNumber"/>
         <w:rFonts w:cs="Cordia New"/>
       </w:rPr>
       <w:fldChar w:fldCharType="begin"/>
     </w:r>
     <w:r>
       <w:rPr>
-        <w:rStyle w:val="a5"/>
+        <w:rStyle w:val="PageNumber"/>
         <w:rFonts w:cs="Cordia New"/>
       </w:rPr>
       <w:instrText xml:space="preserve">PAGE  </w:instrText>
     </w:r>
     <w:r>
       <w:rPr>
-        <w:rStyle w:val="a5"/>
+        <w:rStyle w:val="PageNumber"/>
         <w:rFonts w:cs="Cordia New"/>
       </w:rPr>
       <w:fldChar w:fldCharType="end"/>
@@ -3834,7 +3867,7 @@
   </w:p>
   <w:p>
     <w:pPr>
-      <w:pStyle w:val="a6"/>
+      <w:pStyle w:val="Footer"/>
       <w:ind w:right="360"/>
     </w:pPr>
   </w:p>
@@ -3845,7 +3878,7 @@
 <w:ftr xmlns:wpc="http://schemas.microsoft.com/office/word/2010/wordprocessingCanvas" xmlns:cx="http://schemas.microsoft.com/office/drawing/2014/chartex" xmlns:cx1="http://schemas.microsoft.com/office/drawing/2015/9/8/chartex" xmlns:cx2="http://schemas.microsoft.com/office/drawing/2015/10/21/chartex" xmlns:cx3="http://schemas.microsoft.com/office/drawing/2016/5/9/chartex" xmlns:cx4="http://schemas.microsoft.com/office/drawing/2016/5/10/chartex" xmlns:cx5="http://schemas.microsoft.com/office/drawing/2016/5/11/chartex" xmlns:cx6="http://schemas.microsoft.com/office/drawing/2016/5/12/chartex" xmlns:cx7="http://schemas.microsoft.com/office/drawing/2016/5/13/chartex" xmlns:cx8="http://schemas.microsoft.com/office/drawing/2016/5/14/chartex" xmlns:mc="http://schemas.openxmlformats.org/markup-compatibility/2006" xmlns:aink="http://schemas.microsoft.com/office/drawing/2016/ink" xmlns:am3d="http://schemas.microsoft.com/office/drawing/2017/model3d" xmlns:o="urn:schemas-microsoft-com:office:office" xmlns:oel="http://schemas.microsoft.com/office/2019/extlst" xmlns:r="http://schemas.openxmlformats.org/officeDocument/2006/relationships" xmlns:m="http://schemas.openxmlformats.org/officeDocument/2006/math" xmlns:v="urn:schemas-microsoft-com:vml" xmlns:wp14="http://schemas.microsoft.com/office/word/2010/wordprocessingDrawing" xmlns:wp="http://schemas.openxmlformats.org/drawingml/2006/wordprocessingDrawing" xmlns:w10="urn:schemas-microsoft-com:office:word" xmlns:w="http://schemas.openxmlformats.org/wordprocessingml/2006/main" xmlns:w14="http://schemas.microsoft.com/office/word/2010/wordml" xmlns:w15="http://schemas.microsoft.com/office/word/2012/wordml" xmlns:w16cex="http://schemas.microsoft.com/office/word/2018/wordml/cex" xmlns:w16cid="http://schemas.microsoft.com/office/word/2016/wordml/cid" xmlns:w16="http://schemas.microsoft.com/office/word/2018/wordml" xmlns:w16sdtdh="http://schemas.microsoft.com/office/word/2020/wordml/sdtdatahash" xmlns:w16se="http://schemas.microsoft.com/office/word/2015/wordml/symex" xmlns:wpg="http://schemas.microsoft.com/office/word/2010/wordprocessingGroup" xmlns:wpi="http://schemas.microsoft.com/office/word/2010/wordprocessingInk" xmlns:wne="http://schemas.microsoft.com/office/word/2006/wordml" xmlns:wps="http://schemas.microsoft.com/office/word/2010/wordprocessingShape" mc:Ignorable="w14 w15 w16se w16cid w16 w16cex w16sdtdh wp14">
   <w:p>
     <w:pPr>
-      <w:pStyle w:val="a6"/>
+      <w:pStyle w:val="Footer"/>
       <w:ind w:right="360"/>
     </w:pPr>
   </w:p>
@@ -3881,37 +3914,37 @@
 <w:hdr xmlns:wpc="http://schemas.microsoft.com/office/word/2010/wordprocessingCanvas" xmlns:cx="http://schemas.microsoft.com/office/drawing/2014/chartex" xmlns:cx1="http://schemas.microsoft.com/office/drawing/2015/9/8/chartex" xmlns:cx2="http://schemas.microsoft.com/office/drawing/2015/10/21/chartex" xmlns:cx3="http://schemas.microsoft.com/office/drawing/2016/5/9/chartex" xmlns:cx4="http://schemas.microsoft.com/office/drawing/2016/5/10/chartex" xmlns:cx5="http://schemas.microsoft.com/office/drawing/2016/5/11/chartex" xmlns:cx6="http://schemas.microsoft.com/office/drawing/2016/5/12/chartex" xmlns:cx7="http://schemas.microsoft.com/office/drawing/2016/5/13/chartex" xmlns:cx8="http://schemas.microsoft.com/office/drawing/2016/5/14/chartex" xmlns:mc="http://schemas.openxmlformats.org/markup-compatibility/2006" xmlns:aink="http://schemas.microsoft.com/office/drawing/2016/ink" xmlns:am3d="http://schemas.microsoft.com/office/drawing/2017/model3d" xmlns:o="urn:schemas-microsoft-com:office:office" xmlns:oel="http://schemas.microsoft.com/office/2019/extlst" xmlns:r="http://schemas.openxmlformats.org/officeDocument/2006/relationships" xmlns:m="http://schemas.openxmlformats.org/officeDocument/2006/math" xmlns:v="urn:schemas-microsoft-com:vml" xmlns:wp14="http://schemas.microsoft.com/office/word/2010/wordprocessingDrawing" xmlns:wp="http://schemas.openxmlformats.org/drawingml/2006/wordprocessingDrawing" xmlns:w10="urn:schemas-microsoft-com:office:word" xmlns:w="http://schemas.openxmlformats.org/wordprocessingml/2006/main" xmlns:w14="http://schemas.microsoft.com/office/word/2010/wordml" xmlns:w15="http://schemas.microsoft.com/office/word/2012/wordml" xmlns:w16cex="http://schemas.microsoft.com/office/word/2018/wordml/cex" xmlns:w16cid="http://schemas.microsoft.com/office/word/2016/wordml/cid" xmlns:w16="http://schemas.microsoft.com/office/word/2018/wordml" xmlns:w16sdtdh="http://schemas.microsoft.com/office/word/2020/wordml/sdtdatahash" xmlns:w16se="http://schemas.microsoft.com/office/word/2015/wordml/symex" xmlns:wpg="http://schemas.microsoft.com/office/word/2010/wordprocessingGroup" xmlns:wpi="http://schemas.microsoft.com/office/word/2010/wordprocessingInk" xmlns:wne="http://schemas.microsoft.com/office/word/2006/wordml" xmlns:wps="http://schemas.microsoft.com/office/word/2010/wordprocessingShape" mc:Ignorable="w14 w15 w16se w16cid w16 w16cex w16sdtdh wp14">
   <w:p>
     <w:pPr>
-      <w:pStyle w:val="a3"/>
+      <w:pStyle w:val="Header"/>
       <w:framePr w:wrap="around" w:vAnchor="text" w:hAnchor="margin" w:xAlign="right" w:y="1"/>
       <w:rPr>
-        <w:rStyle w:val="a5"/>
+        <w:rStyle w:val="PageNumber"/>
         <w:rFonts w:cs="Cordia New"/>
       </w:rPr>
     </w:pPr>
     <w:r>
       <w:rPr>
-        <w:rStyle w:val="a5"/>
+        <w:rStyle w:val="PageNumber"/>
         <w:rFonts w:cs="Cordia New"/>
       </w:rPr>
       <w:fldChar w:fldCharType="begin"/>
     </w:r>
     <w:r>
       <w:rPr>
-        <w:rStyle w:val="a5"/>
+        <w:rStyle w:val="PageNumber"/>
         <w:rFonts w:cs="Cordia New"/>
       </w:rPr>
       <w:instrText xml:space="preserve">PAGE  </w:instrText>
     </w:r>
     <w:r>
       <w:rPr>
-        <w:rStyle w:val="a5"/>
+        <w:rStyle w:val="PageNumber"/>
         <w:rFonts w:cs="Cordia New"/>
       </w:rPr>
       <w:fldChar w:fldCharType="separate"/>
     </w:r>
     <w:r>
       <w:rPr>
-        <w:rStyle w:val="a5"/>
+        <w:rStyle w:val="PageNumber"/>
         <w:rFonts w:cs="Cordia New"/>
         <w:noProof/>
       </w:rPr>
@@ -3919,7 +3952,7 @@
     </w:r>
     <w:r>
       <w:rPr>
-        <w:rStyle w:val="a5"/>
+        <w:rStyle w:val="PageNumber"/>
         <w:rFonts w:cs="Cordia New"/>
       </w:rPr>
       <w:fldChar w:fldCharType="end"/>
@@ -3927,7 +3960,7 @@
   </w:p>
   <w:p>
     <w:pPr>
-      <w:pStyle w:val="a3"/>
+      <w:pStyle w:val="Header"/>
       <w:ind w:right="360"/>
     </w:pPr>
   </w:p>
@@ -3938,7 +3971,7 @@
 <w:hdr xmlns:wpc="http://schemas.microsoft.com/office/word/2010/wordprocessingCanvas" xmlns:cx="http://schemas.microsoft.com/office/drawing/2014/chartex" xmlns:cx1="http://schemas.microsoft.com/office/drawing/2015/9/8/chartex" xmlns:cx2="http://schemas.microsoft.com/office/drawing/2015/10/21/chartex" xmlns:cx3="http://schemas.microsoft.com/office/drawing/2016/5/9/chartex" xmlns:cx4="http://schemas.microsoft.com/office/drawing/2016/5/10/chartex" xmlns:cx5="http://schemas.microsoft.com/office/drawing/2016/5/11/chartex" xmlns:cx6="http://schemas.microsoft.com/office/drawing/2016/5/12/chartex" xmlns:cx7="http://schemas.microsoft.com/office/drawing/2016/5/13/chartex" xmlns:cx8="http://schemas.microsoft.com/office/drawing/2016/5/14/chartex" xmlns:mc="http://schemas.openxmlformats.org/markup-compatibility/2006" xmlns:aink="http://schemas.microsoft.com/office/drawing/2016/ink" xmlns:am3d="http://schemas.microsoft.com/office/drawing/2017/model3d" xmlns:o="urn:schemas-microsoft-com:office:office" xmlns:oel="http://schemas.microsoft.com/office/2019/extlst" xmlns:r="http://schemas.openxmlformats.org/officeDocument/2006/relationships" xmlns:m="http://schemas.openxmlformats.org/officeDocument/2006/math" xmlns:v="urn:schemas-microsoft-com:vml" xmlns:wp14="http://schemas.microsoft.com/office/word/2010/wordprocessingDrawing" xmlns:wp="http://schemas.openxmlformats.org/drawingml/2006/wordprocessingDrawing" xmlns:w10="urn:schemas-microsoft-com:office:word" xmlns:w="http://schemas.openxmlformats.org/wordprocessingml/2006/main" xmlns:w14="http://schemas.microsoft.com/office/word/2010/wordml" xmlns:w15="http://schemas.microsoft.com/office/word/2012/wordml" xmlns:w16cex="http://schemas.microsoft.com/office/word/2018/wordml/cex" xmlns:w16cid="http://schemas.microsoft.com/office/word/2016/wordml/cid" xmlns:w16="http://schemas.microsoft.com/office/word/2018/wordml" xmlns:w16sdtdh="http://schemas.microsoft.com/office/word/2020/wordml/sdtdatahash" xmlns:w16se="http://schemas.microsoft.com/office/word/2015/wordml/symex" xmlns:wpg="http://schemas.microsoft.com/office/word/2010/wordprocessingGroup" xmlns:wpi="http://schemas.microsoft.com/office/word/2010/wordprocessingInk" xmlns:wne="http://schemas.microsoft.com/office/word/2006/wordml" xmlns:wps="http://schemas.microsoft.com/office/word/2010/wordprocessingShape" mc:Ignorable="w14 w15 w16se w16cid w16 w16cex w16sdtdh wp14">
   <w:p>
     <w:pPr>
-      <w:pStyle w:val="a3"/>
+      <w:pStyle w:val="Header"/>
       <w:jc w:val="right"/>
       <w:rPr>
         <w:rFonts w:cs="TH SarabunPSK"/>
@@ -3948,7 +3981,7 @@
   </w:p>
   <w:p>
     <w:pPr>
-      <w:pStyle w:val="a3"/>
+      <w:pStyle w:val="Header"/>
       <w:ind w:right="360"/>
     </w:pPr>
   </w:p>
@@ -4350,15 +4383,15 @@
     <w:lsdException w:name="Unresolved Mention" w:semiHidden="1" w:unhideWhenUsed="1"/>
     <w:lsdException w:name="Smart Link" w:semiHidden="1" w:unhideWhenUsed="1"/>
   </w:latentStyles>
-  <w:style w:type="paragraph" w:default="1" w:styleId="a">
+  <w:style w:type="paragraph" w:default="1" w:styleId="Normal">
     <w:name w:val="Normal"/>
     <w:qFormat/>
   </w:style>
-  <w:style w:type="paragraph" w:styleId="2">
+  <w:style w:type="paragraph" w:styleId="Heading2">
     <w:name w:val="heading 2"/>
     <w:aliases w:val="เรื่องย่อย"/>
-    <w:basedOn w:val="a"/>
-    <w:link w:val="20"/>
+    <w:basedOn w:val="Normal"/>
+    <w:link w:val="Heading2Char"/>
     <w:uiPriority w:val="9"/>
     <w:qFormat/>
     <w:rsid w:val="003C0138"/>
@@ -4373,13 +4406,13 @@
       <w:szCs w:val="32"/>
     </w:rPr>
   </w:style>
-  <w:style w:type="character" w:default="1" w:styleId="a0">
+  <w:style w:type="character" w:default="1" w:styleId="DefaultParagraphFont">
     <w:name w:val="Default Paragraph Font"/>
     <w:uiPriority w:val="1"/>
     <w:semiHidden/>
     <w:unhideWhenUsed/>
   </w:style>
-  <w:style w:type="table" w:default="1" w:styleId="a1">
+  <w:style w:type="table" w:default="1" w:styleId="TableNormal">
     <w:name w:val="Normal Table"/>
     <w:uiPriority w:val="99"/>
     <w:semiHidden/>
@@ -4394,16 +4427,16 @@
       </w:tblCellMar>
     </w:tblPr>
   </w:style>
-  <w:style w:type="numbering" w:default="1" w:styleId="a2">
+  <w:style w:type="numbering" w:default="1" w:styleId="NoList">
     <w:name w:val="No List"/>
     <w:uiPriority w:val="99"/>
     <w:semiHidden/>
     <w:unhideWhenUsed/>
   </w:style>
-  <w:style w:type="paragraph" w:styleId="a3">
+  <w:style w:type="paragraph" w:styleId="Header">
     <w:name w:val="header"/>
-    <w:basedOn w:val="a"/>
-    <w:link w:val="a4"/>
+    <w:basedOn w:val="Normal"/>
+    <w:link w:val="HeaderChar"/>
     <w:uiPriority w:val="99"/>
     <w:rsid w:val="00617C8A"/>
     <w:pPr>
@@ -4419,10 +4452,10 @@
       <w:szCs w:val="32"/>
     </w:rPr>
   </w:style>
-  <w:style w:type="character" w:customStyle="1" w:styleId="a4">
-    <w:name w:val="หัวกระดาษ อักขระ"/>
-    <w:basedOn w:val="a0"/>
-    <w:link w:val="a3"/>
+  <w:style w:type="character" w:customStyle="1" w:styleId="HeaderChar">
+    <w:name w:val="Header Char"/>
+    <w:basedOn w:val="DefaultParagraphFont"/>
+    <w:link w:val="Header"/>
     <w:uiPriority w:val="99"/>
     <w:rsid w:val="00617C8A"/>
     <w:rPr>
@@ -4431,19 +4464,19 @@
       <w:szCs w:val="32"/>
     </w:rPr>
   </w:style>
-  <w:style w:type="character" w:styleId="a5">
+  <w:style w:type="character" w:styleId="PageNumber">
     <w:name w:val="page number"/>
-    <w:basedOn w:val="a0"/>
+    <w:basedOn w:val="DefaultParagraphFont"/>
     <w:uiPriority w:val="99"/>
     <w:rsid w:val="00617C8A"/>
     <w:rPr>
       <w:rFonts w:cs="Times New Roman"/>
     </w:rPr>
   </w:style>
-  <w:style w:type="paragraph" w:styleId="a6">
+  <w:style w:type="paragraph" w:styleId="Footer">
     <w:name w:val="footer"/>
-    <w:basedOn w:val="a"/>
-    <w:link w:val="a7"/>
+    <w:basedOn w:val="Normal"/>
+    <w:link w:val="FooterChar"/>
     <w:uiPriority w:val="99"/>
     <w:rsid w:val="00617C8A"/>
     <w:pPr>
@@ -4459,10 +4492,10 @@
       <w:szCs w:val="32"/>
     </w:rPr>
   </w:style>
-  <w:style w:type="character" w:customStyle="1" w:styleId="a7">
-    <w:name w:val="ท้ายกระดาษ อักขระ"/>
-    <w:basedOn w:val="a0"/>
-    <w:link w:val="a6"/>
+  <w:style w:type="character" w:customStyle="1" w:styleId="FooterChar">
+    <w:name w:val="Footer Char"/>
+    <w:basedOn w:val="DefaultParagraphFont"/>
+    <w:link w:val="Footer"/>
     <w:uiPriority w:val="99"/>
     <w:rsid w:val="00617C8A"/>
     <w:rPr>
@@ -4471,9 +4504,9 @@
       <w:szCs w:val="32"/>
     </w:rPr>
   </w:style>
-  <w:style w:type="table" w:styleId="a8">
+  <w:style w:type="table" w:styleId="TableGrid">
     <w:name w:val="Table Grid"/>
-    <w:basedOn w:val="a1"/>
+    <w:basedOn w:val="TableNormal"/>
     <w:uiPriority w:val="39"/>
     <w:rsid w:val="00617C8A"/>
     <w:pPr>
@@ -4493,11 +4526,11 @@
       </w:tblBorders>
     </w:tblPr>
   </w:style>
-  <w:style w:type="character" w:customStyle="1" w:styleId="20">
-    <w:name w:val="หัวเรื่อง 2 อักขระ"/>
-    <w:aliases w:val="เรื่องย่อย อักขระ"/>
-    <w:basedOn w:val="a0"/>
-    <w:link w:val="2"/>
+  <w:style w:type="character" w:customStyle="1" w:styleId="Heading2Char">
+    <w:name w:val="Heading 2 Char"/>
+    <w:aliases w:val="เรื่องย่อย Char"/>
+    <w:basedOn w:val="DefaultParagraphFont"/>
+    <w:link w:val="Heading2"/>
     <w:uiPriority w:val="9"/>
     <w:rsid w:val="003C0138"/>
     <w:rPr>
